--- a/templates/AR/OMAN/agreement.docx
+++ b/templates/AR/OMAN/agreement.docx
@@ -187,6 +187,7 @@
                 <w:szCs w:val="20"/>
               </w:rPr>
             </w:pPr>
+            <w:proofErr w:type="gramStart"/>
             <w:r>
               <w:rPr>
                 <w:rFonts w:ascii="Times New Roman" w:hAnsi="Times New Roman" w:cs="Times New Roman"/>
@@ -195,7 +196,18 @@
                 <w:sz w:val="20"/>
                 <w:szCs w:val="20"/>
               </w:rPr>
-              <w:t>ADD:- {{SPADD}}</w:t>
+              <w:t>ADD:-</w:t>
+            </w:r>
+            <w:proofErr w:type="gramEnd"/>
+            <w:r>
+              <w:rPr>
+                <w:rFonts w:ascii="Times New Roman" w:hAnsi="Times New Roman" w:cs="Times New Roman"/>
+                <w:b/>
+                <w:bCs/>
+                <w:sz w:val="20"/>
+                <w:szCs w:val="20"/>
+              </w:rPr>
+              <w:t xml:space="preserve"> {{SPADD}}</w:t>
             </w:r>
             <w:r>
               <w:rPr>
@@ -5624,6 +5636,67 @@
                 <w:szCs w:val="20"/>
               </w:rPr>
             </w:pPr>
+            <w:r>
+              <w:rPr>
+                <w:bCs/>
+                <w:noProof/>
+                <w:sz w:val="20"/>
+                <w:szCs w:val="20"/>
+              </w:rPr>
+              <w:pict w14:anchorId="174E44D0">
+                <v:rect id="_x0000_s1028" style="position:absolute;margin-left:37.35pt;margin-top:44.9pt;width:93.3pt;height:49.6pt;z-index:251663360;mso-position-horizontal-relative:text;mso-position-vertical-relative:text" fillcolor="#4f81bd [3204]" stroked="f">
+                  <v:textbox>
+                    <w:txbxContent>
+                      <w:p>
+                        <w:pPr>
+                          <w:rPr>
+                            <w:lang w:val="en-IN"/>
+                          </w:rPr>
+                        </w:pPr>
+                        <w:r>
+                          <w:rPr>
+                            <w:lang w:val="en-IN"/>
+                          </w:rPr>
+                          <w:t>{{SPONSOR_SIGNATURE}}</w:t>
+                        </w:r>
+                      </w:p>
+                      <w:p/>
+                    </w:txbxContent>
+                  </v:textbox>
+                </v:rect>
+              </w:pict>
+            </w:r>
+            <w:r>
+              <w:rPr>
+                <w:bCs/>
+                <w:noProof/>
+                <w:sz w:val="20"/>
+                <w:szCs w:val="20"/>
+              </w:rPr>
+              <w:pict w14:anchorId="66949239">
+                <v:rect id="_x0000_s1026" style="position:absolute;margin-left:14.35pt;margin-top:21.3pt;width:141.35pt;height:88.55pt;z-index:251661312;mso-position-horizontal-relative:text;mso-position-vertical-relative:text">
+                  <v:textbox>
+                    <w:txbxContent>
+                      <w:p>
+                        <w:pPr>
+                          <w:rPr>
+                            <w:lang w:val="en-IN"/>
+                          </w:rPr>
+                        </w:pPr>
+                        <w:proofErr w:type="spellStart"/>
+                        <w:r>
+                          <w:rPr>
+                            <w:lang w:val="en-IN"/>
+                          </w:rPr>
+                          <w:t>BoarderBoX</w:t>
+                        </w:r>
+                        <w:proofErr w:type="spellEnd"/>
+                      </w:p>
+                    </w:txbxContent>
+                  </v:textbox>
+                </v:rect>
+              </w:pict>
+            </w:r>
           </w:p>
         </w:tc>
         <w:tc>
@@ -5639,6 +5712,58 @@
                 <w:szCs w:val="20"/>
               </w:rPr>
             </w:pPr>
+            <w:r>
+              <w:rPr>
+                <w:bCs/>
+                <w:noProof/>
+                <w:sz w:val="20"/>
+                <w:szCs w:val="20"/>
+              </w:rPr>
+              <w:pict w14:anchorId="66949239">
+                <v:rect id="_x0000_s1027" style="position:absolute;margin-left:18.15pt;margin-top:21.3pt;width:141.35pt;height:88.55pt;z-index:251662336;mso-position-horizontal-relative:text;mso-position-vertical-relative:text">
+                  <v:textbox>
+                    <w:txbxContent>
+                      <w:p>
+                        <w:pPr>
+                          <w:rPr>
+                            <w:lang w:val="en-IN"/>
+                          </w:rPr>
+                        </w:pPr>
+                        <w:proofErr w:type="spellStart"/>
+                        <w:r>
+                          <w:rPr>
+                            <w:lang w:val="en-IN"/>
+                          </w:rPr>
+                          <w:t>BoarderBoX</w:t>
+                        </w:r>
+                        <w:proofErr w:type="spellEnd"/>
+                      </w:p>
+                    </w:txbxContent>
+                  </v:textbox>
+                </v:rect>
+              </w:pict>
+            </w:r>
+            <w:r>
+              <w:rPr>
+                <w:bCs/>
+                <w:noProof/>
+                <w:sz w:val="20"/>
+                <w:szCs w:val="20"/>
+              </w:rPr>
+              <w:pict w14:anchorId="174E44D0">
+                <v:rect id="_x0000_s1029" style="position:absolute;margin-left:43.4pt;margin-top:36pt;width:93.3pt;height:49.6pt;rotation:-151567fd;z-index:251664384;mso-position-horizontal-relative:text;mso-position-vertical-relative:text" fillcolor="#4f81bd [3204]" stroked="f">
+                  <v:textbox>
+                    <w:txbxContent>
+                      <w:p>
+                        <w:r>
+                          <w:t>{{EMPLOYEE_SIGNATURE}}</w:t>
+                        </w:r>
+                      </w:p>
+                    </w:txbxContent>
+                  </v:textbox>
+                </v:rect>
+              </w:pict>
+            </w:r>
           </w:p>
         </w:tc>
         <w:tc>
@@ -5663,13 +5788,13 @@
                 <w:szCs w:val="20"/>
               </w:rPr>
               <w:drawing>
-                <wp:anchor distT="0" distB="0" distL="114300" distR="114300" simplePos="0" relativeHeight="251659264" behindDoc="0" locked="0" layoutInCell="1" allowOverlap="1" wp14:anchorId="3A592981" wp14:editId="099A1162">
+                <wp:anchor distT="0" distB="0" distL="114300" distR="114300" simplePos="0" relativeHeight="251657216" behindDoc="0" locked="0" layoutInCell="1" allowOverlap="1" wp14:anchorId="3A592981" wp14:editId="091A9C11">
                   <wp:simplePos x="0" y="0"/>
                   <wp:positionH relativeFrom="column">
-                    <wp:posOffset>-635</wp:posOffset>
+                    <wp:posOffset>50165</wp:posOffset>
                   </wp:positionH>
                   <wp:positionV relativeFrom="paragraph">
-                    <wp:posOffset>3810</wp:posOffset>
+                    <wp:posOffset>96943</wp:posOffset>
                   </wp:positionV>
                   <wp:extent cx="1139825" cy="530225"/>
                   <wp:effectExtent l="0" t="0" r="0" b="0"/>
@@ -5725,13 +5850,13 @@
                 <w:szCs w:val="20"/>
               </w:rPr>
               <w:drawing>
-                <wp:anchor distT="0" distB="0" distL="114300" distR="114300" simplePos="0" relativeHeight="251660288" behindDoc="0" locked="0" layoutInCell="1" allowOverlap="1" wp14:anchorId="76999612" wp14:editId="7D1F1697">
+                <wp:anchor distT="0" distB="0" distL="114300" distR="114300" simplePos="0" relativeHeight="251661312" behindDoc="0" locked="0" layoutInCell="1" allowOverlap="1" wp14:anchorId="76999612" wp14:editId="52AEB8F6">
                   <wp:simplePos x="0" y="0"/>
                   <wp:positionH relativeFrom="column">
-                    <wp:posOffset>517525</wp:posOffset>
+                    <wp:posOffset>915459</wp:posOffset>
                   </wp:positionH>
                   <wp:positionV relativeFrom="paragraph">
-                    <wp:posOffset>392430</wp:posOffset>
+                    <wp:posOffset>434763</wp:posOffset>
                   </wp:positionV>
                   <wp:extent cx="1316990" cy="1359535"/>
                   <wp:effectExtent l="0" t="0" r="0" b="0"/>
